--- a/results/H3/table_12b_lmm_movement_pc1_random_effects.docx
+++ b/results/H3/table_12b_lmm_movement_pc1_random_effects.docx
@@ -28,7 +28,7 @@
         <w:rPr/>
         <w:t xml:space="preserve">Table </w:t>
       </w:r>
-      <w:bookmarkStart w:id="050ed736-c30c-4ccb-8886-71359baf4a12" w:name="table"/>
+      <w:bookmarkStart w:id="d291b4a8-0f7f-421b-b633-50902f444c90" w:name="table"/>
       <w:r>
         <w:rPr/>
         <w:fldChar w:fldCharType="begin" w:dirty="true"/>
@@ -41,7 +41,7 @@
         <w:rPr/>
         <w:fldChar w:fldCharType="end" w:dirty="true"/>
       </w:r>
-      <w:bookmarkEnd w:id="050ed736-c30c-4ccb-8886-71359baf4a12"/>
+      <w:bookmarkEnd w:id="d291b4a8-0f7f-421b-b633-50902f444c90"/>
       <w:r>
         <w:rPr/>
         <w:t xml:space="preserve">. </w:t>

--- a/results/H3/table_12b_lmm_movement_pc1_random_effects.docx
+++ b/results/H3/table_12b_lmm_movement_pc1_random_effects.docx
@@ -28,7 +28,7 @@
         <w:rPr/>
         <w:t xml:space="preserve">Table </w:t>
       </w:r>
-      <w:bookmarkStart w:id="d291b4a8-0f7f-421b-b633-50902f444c90" w:name="table"/>
+      <w:bookmarkStart w:id="3e7940dd-4a06-4342-bc2e-8a8decbb39b4" w:name="table"/>
       <w:r>
         <w:rPr/>
         <w:fldChar w:fldCharType="begin" w:dirty="true"/>
@@ -41,7 +41,7 @@
         <w:rPr/>
         <w:fldChar w:fldCharType="end" w:dirty="true"/>
       </w:r>
-      <w:bookmarkEnd w:id="d291b4a8-0f7f-421b-b633-50902f444c90"/>
+      <w:bookmarkEnd w:id="3e7940dd-4a06-4342-bc2e-8a8decbb39b4"/>
       <w:r>
         <w:rPr/>
         <w:t xml:space="preserve">. </w:t>

--- a/results/H3/table_12b_lmm_movement_pc1_random_effects.docx
+++ b/results/H3/table_12b_lmm_movement_pc1_random_effects.docx
@@ -28,7 +28,7 @@
         <w:rPr/>
         <w:t xml:space="preserve">Table </w:t>
       </w:r>
-      <w:bookmarkStart w:id="3e7940dd-4a06-4342-bc2e-8a8decbb39b4" w:name="table"/>
+      <w:bookmarkStart w:id="6f28feef-47e6-454d-aab0-b19475c1f1ac" w:name="table"/>
       <w:r>
         <w:rPr/>
         <w:fldChar w:fldCharType="begin" w:dirty="true"/>
@@ -41,7 +41,7 @@
         <w:rPr/>
         <w:fldChar w:fldCharType="end" w:dirty="true"/>
       </w:r>
-      <w:bookmarkEnd w:id="3e7940dd-4a06-4342-bc2e-8a8decbb39b4"/>
+      <w:bookmarkEnd w:id="6f28feef-47e6-454d-aab0-b19475c1f1ac"/>
       <w:r>
         <w:rPr/>
         <w:t xml:space="preserve">. </w:t>
